--- a/juridico/app/Termos do Motorista.docx
+++ b/juridico/app/Termos do Motorista.docx
@@ -34,7 +34,7 @@
           <w:sz w:val="17"/>
           <w:szCs w:val="17"/>
         </w:rPr>
-        <w:t xml:space="preserve">Texto em vigor na aplicação, versão 2026-09-14b  ·  para revisão</w:t>
+        <w:t xml:space="preserve">Texto em vigor na aplicação, versão 2026-09-28  ·  para revisão</w:t>
       </w:r>
     </w:p>
     <w:p>
@@ -562,7 +562,7 @@
                 <w:sz w:val="19"/>
                 <w:szCs w:val="19"/>
               </w:rPr>
-              <w:t xml:space="preserve">Versão de 14 de Setembro de 2026</w:t>
+              <w:t xml:space="preserve">Versão de 28 de Setembro de 2026</w:t>
             </w:r>
           </w:p>
         </w:tc>
@@ -606,7 +606,7 @@
                 <w:sz w:val="19"/>
                 <w:szCs w:val="19"/>
               </w:rPr>
-              <w:t xml:space="preserve">Versaun 14 Setembru 2026</w:t>
+              <w:t xml:space="preserve">Versaun 28 Setembru 2026</w:t>
             </w:r>
           </w:p>
         </w:tc>
@@ -650,7 +650,7 @@
                 <w:sz w:val="19"/>
                 <w:szCs w:val="19"/>
               </w:rPr>
-              <w:t xml:space="preserve">Version of 14 September 2026</w:t>
+              <w:t xml:space="preserve">Version of 28 September 2026</w:t>
             </w:r>
           </w:p>
         </w:tc>
@@ -1343,7 +1343,7 @@
                 <w:sz w:val="19"/>
                 <w:szCs w:val="19"/>
               </w:rPr>
-              <w:t xml:space="preserve">Período gratuito. Até 30 de Abril de 2027 o acesso é gratuito. Os dias de trabalho são registados à mesma, marcados como gratuitos, para que possa ver o mecanismo a funcionar antes de pagar. A cobrança começa a 1 de Maio de 2027.</w:t>
+              <w:t xml:space="preserve">Período gratuito. Sem taxa de acesso até novo aviso oficial: até lá, o acesso à plataforma é gratuito. Os dias de trabalho são registados à mesma, marcados como gratuitos, para que possa ver o mecanismo a funcionar antes de pagar. O fim do período gratuito é anunciado na aplicação com, pelo menos, 30 dias de antecedência, com a indicação do dia em que a cobrança começa; a partir do anúncio, pode comprar dias.</w:t>
             </w:r>
           </w:p>
           <w:p>
@@ -1675,7 +1675,7 @@
                 <w:sz w:val="19"/>
                 <w:szCs w:val="19"/>
               </w:rPr>
-              <w:t xml:space="preserve">Períodu gratuitu. To’o 30 Abríl 2027 asesu ne’e gratuitu. Loron servisu sira rejistu nafatin, ho marka gratuitu, atu ita bele haree mekanizmu ne’e la’o antes selu. Kobransa hahú iha 1 Maiu 2027.</w:t>
+              <w:t xml:space="preserve">Períodu gratuitu. La iha taxa asesu to’o hetan avizu ofisiál foun: to’o ne’ebá, asesu ba plataforma gratuitu. Loron servisu sira rejistu nafatin, ho marka gratuitu, atu ita bele haree mekanizmu ne’e la’o antes selu. Períodu gratuitu nia rohan sei anunsia iha aplikasaun pelumenus loron 30 molok, ho loron ne’ebé kobransa hahú; hahú husi anúnsiu ne’e, ita bele sosa loron.</w:t>
             </w:r>
           </w:p>
           <w:p>
@@ -1947,7 +1947,7 @@
                 <w:sz w:val="19"/>
                 <w:szCs w:val="19"/>
               </w:rPr>
-              <w:t xml:space="preserve">Free period. Until 30 April 2027 access is free. Working days are recorded all the same, marked as free, so that you can see the mechanism working before you pay. Charging begins on 1 May 2027.</w:t>
+              <w:t xml:space="preserve">Free period. No access fee until further official notice: until then, access to the platform is free. Working days are recorded all the same, marked as free, so that you can see the mechanism working before you pay. The end of the free period will be announced in the application at least 30 days in advance, stating the day on which charging begins; from the announcement onwards, you may buy days.</w:t>
             </w:r>
           </w:p>
           <w:p>
@@ -4334,7 +4334,7 @@
         <w:sz w:val="15"/>
         <w:szCs w:val="15"/>
       </w:rPr>
-      <w:t xml:space="preserve">Termos do Motorista  ·  versão na app 2026-09-14b  ·  página </w:t>
+      <w:t xml:space="preserve">Termos do Motorista  ·  versão na app 2026-09-28  ·  página </w:t>
     </w:r>
     <w:r>
       <w:rPr>

--- a/juridico/app/Termos do Motorista.docx
+++ b/juridico/app/Termos do Motorista.docx
@@ -34,7 +34,7 @@
           <w:sz w:val="17"/>
           <w:szCs w:val="17"/>
         </w:rPr>
-        <w:t xml:space="preserve">Texto em vigor na aplicação, versão 2026-09-28  ·  para revisão</w:t>
+        <w:t xml:space="preserve">Texto em vigor na aplicação, versão 2026-10-05  ·  para revisão</w:t>
       </w:r>
     </w:p>
     <w:p>
@@ -562,7 +562,7 @@
                 <w:sz w:val="19"/>
                 <w:szCs w:val="19"/>
               </w:rPr>
-              <w:t xml:space="preserve">Versão de 28 de Setembro de 2026</w:t>
+              <w:t xml:space="preserve">Versão de 5 de Outubro de 2026</w:t>
             </w:r>
           </w:p>
         </w:tc>
@@ -606,7 +606,7 @@
                 <w:sz w:val="19"/>
                 <w:szCs w:val="19"/>
               </w:rPr>
-              <w:t xml:space="preserve">Versaun 28 Setembru 2026</w:t>
+              <w:t xml:space="preserve">Versaun 5 Outubru 2026</w:t>
             </w:r>
           </w:p>
         </w:tc>
@@ -650,7 +650,7 @@
                 <w:sz w:val="19"/>
                 <w:szCs w:val="19"/>
               </w:rPr>
-              <w:t xml:space="preserve">Version of 28 September 2026</w:t>
+              <w:t xml:space="preserve">Version of 5 October 2026</w:t>
             </w:r>
           </w:p>
         </w:tc>
@@ -1427,7 +1427,7 @@
                 <w:sz w:val="19"/>
                 <w:szCs w:val="19"/>
               </w:rPr>
-              <w:t xml:space="preserve">• Carro e Carro Pickup: 3 dias – $4; 10 dias – $12; 30 dias – $30.</w:t>
+              <w:t xml:space="preserve">• Carro e Carro Pickup: 3 dias – $4; 10 dias – $12; 30 dias – $25.</w:t>
             </w:r>
           </w:p>
           <w:p>
@@ -1739,7 +1739,7 @@
                 <w:sz w:val="19"/>
                 <w:szCs w:val="19"/>
               </w:rPr>
-              <w:t xml:space="preserve">• Kareta no Kareta Pickup: loron 3 – $4; loron 10 – $12; loron 30 – $30.</w:t>
+              <w:t xml:space="preserve">• Kareta no Kareta Pickup: loron 3 – $4; loron 10 – $12; loron 30 – $25.</w:t>
             </w:r>
           </w:p>
           <w:p>
@@ -2026,7 +2026,7 @@
                 <w:sz w:val="19"/>
                 <w:szCs w:val="19"/>
               </w:rPr>
-              <w:t xml:space="preserve">• Car and Pickup: 3 days – $4; 10 days – $12; 30 days – $30.</w:t>
+              <w:t xml:space="preserve">• Car and Pickup: 3 days – $4; 10 days – $12; 30 days – $25.</w:t>
             </w:r>
           </w:p>
           <w:p>
@@ -4334,7 +4334,7 @@
         <w:sz w:val="15"/>
         <w:szCs w:val="15"/>
       </w:rPr>
-      <w:t xml:space="preserve">Termos do Motorista  ·  versão na app 2026-09-28  ·  página </w:t>
+      <w:t xml:space="preserve">Termos do Motorista  ·  versão na app 2026-10-05  ·  página </w:t>
     </w:r>
     <w:r>
       <w:rPr>

--- a/juridico/app/Termos do Motorista.docx
+++ b/juridico/app/Termos do Motorista.docx
@@ -34,7 +34,7 @@
           <w:sz w:val="17"/>
           <w:szCs w:val="17"/>
         </w:rPr>
-        <w:t xml:space="preserve">Texto em vigor na aplicação, versão 2026-10-05  ·  para revisão</w:t>
+        <w:t xml:space="preserve">Texto em vigor na aplicação, versão 2026-10-05b  ·  para revisão</w:t>
       </w:r>
     </w:p>
     <w:p>
@@ -1469,6 +1469,216 @@
                 <w:sz w:val="19"/>
                 <w:szCs w:val="19"/>
               </w:rPr>
+              <w:t xml:space="preserve">Desconto para quem ganha pouco. Este desconto aplica-se a quem compra o pacote de 30 dias de atividade.</w:t>
+            </w:r>
+          </w:p>
+          <w:p>
+            <w:pPr>
+              <w:spacing w:after="40" w:line="264"/>
+            </w:pPr>
+          </w:p>
+          <w:p>
+            <w:pPr>
+              <w:spacing w:after="40" w:line="264"/>
+            </w:pPr>
+            <w:r>
+              <w:rPr>
+                <w:rFonts w:ascii="Calibri" w:cs="Calibri" w:eastAsia="Calibri" w:hAnsi="Calibri"/>
+                <w:b w:val="false"/>
+                <w:bCs w:val="false"/>
+                <w:color w:val="14201D"/>
+                <w:sz w:val="19"/>
+                <w:szCs w:val="19"/>
+              </w:rPr>
+              <w:t xml:space="preserve">No fim de cada pacote de 30 dias — quando o último dos 30 dias de atividade é usado —, a TimorgianaRide calcula 15% do rendimento registado na aplicação durante esses 30 dias. O rendimento registado é a soma do preço das viagens concluídas na aplicação, tal como ficou registado em cada viagem.</w:t>
+            </w:r>
+          </w:p>
+          <w:p>
+            <w:pPr>
+              <w:spacing w:after="40" w:line="264"/>
+            </w:pPr>
+          </w:p>
+          <w:p>
+            <w:pPr>
+              <w:spacing w:after="40" w:line="264"/>
+            </w:pPr>
+            <w:r>
+              <w:rPr>
+                <w:rFonts w:ascii="Calibri" w:cs="Calibri" w:eastAsia="Calibri" w:hAnsi="Calibri"/>
+                <w:b w:val="false"/>
+                <w:bCs w:val="false"/>
+                <w:color w:val="14201D"/>
+                <w:sz w:val="19"/>
+                <w:szCs w:val="19"/>
+              </w:rPr>
+              <w:t xml:space="preserve">Se esses 15% forem inferiores ao preço que pagou pelo pacote, a compra seguinte do pacote de 30 dias custa apenas esses 15%. Exemplo: um motorista de carro paga $25 e regista $90 de viagens; 15% de $90 são $13,50; o pacote seguinte custa $13,50. Se os 15% forem iguais ou superiores ao preço do pacote, o pacote seguinte custa o preço normal.</w:t>
+            </w:r>
+          </w:p>
+          <w:p>
+            <w:pPr>
+              <w:spacing w:after="40" w:line="264"/>
+            </w:pPr>
+          </w:p>
+          <w:p>
+            <w:pPr>
+              <w:spacing w:after="40" w:line="264"/>
+            </w:pPr>
+            <w:r>
+              <w:rPr>
+                <w:rFonts w:ascii="Calibri" w:cs="Calibri" w:eastAsia="Calibri" w:hAnsi="Calibri"/>
+                <w:b w:val="false"/>
+                <w:bCs w:val="false"/>
+                <w:color w:val="14201D"/>
+                <w:sz w:val="19"/>
+                <w:szCs w:val="19"/>
+              </w:rPr>
+              <w:t xml:space="preserve">O desconto:</w:t>
+            </w:r>
+          </w:p>
+          <w:p>
+            <w:pPr>
+              <w:spacing w:after="40" w:line="264"/>
+            </w:pPr>
+          </w:p>
+          <w:p>
+            <w:pPr>
+              <w:spacing w:after="40" w:line="264"/>
+            </w:pPr>
+            <w:r>
+              <w:rPr>
+                <w:rFonts w:ascii="Calibri" w:cs="Calibri" w:eastAsia="Calibri" w:hAnsi="Calibri"/>
+                <w:b w:val="false"/>
+                <w:bCs w:val="false"/>
+                <w:color w:val="14201D"/>
+                <w:sz w:val="19"/>
+                <w:szCs w:val="19"/>
+              </w:rPr>
+              <w:t xml:space="preserve">• vale apenas para a compra seguinte do pacote de 30 dias, e não para os pacotes de 3 ou de 10 dias;</w:t>
+            </w:r>
+          </w:p>
+          <w:p>
+            <w:pPr>
+              <w:spacing w:after="40" w:line="264"/>
+            </w:pPr>
+          </w:p>
+          <w:p>
+            <w:pPr>
+              <w:spacing w:after="40" w:line="264"/>
+            </w:pPr>
+            <w:r>
+              <w:rPr>
+                <w:rFonts w:ascii="Calibri" w:cs="Calibri" w:eastAsia="Calibri" w:hAnsi="Calibri"/>
+                <w:b w:val="false"/>
+                <w:bCs w:val="false"/>
+                <w:color w:val="14201D"/>
+                <w:sz w:val="19"/>
+                <w:szCs w:val="19"/>
+              </w:rPr>
+              <w:t xml:space="preserve">• não é devolvido em dinheiro, não se acumula e não passa para outra conta;</w:t>
+            </w:r>
+          </w:p>
+          <w:p>
+            <w:pPr>
+              <w:spacing w:after="40" w:line="264"/>
+            </w:pPr>
+          </w:p>
+          <w:p>
+            <w:pPr>
+              <w:spacing w:after="40" w:line="264"/>
+            </w:pPr>
+            <w:r>
+              <w:rPr>
+                <w:rFonts w:ascii="Calibri" w:cs="Calibri" w:eastAsia="Calibri" w:hAnsi="Calibri"/>
+                <w:b w:val="false"/>
+                <w:bCs w:val="false"/>
+                <w:color w:val="14201D"/>
+                <w:sz w:val="19"/>
+                <w:szCs w:val="19"/>
+              </w:rPr>
+              <w:t xml:space="preserve">• é mostrado na aplicação, com o cálculo, antes de comprar.</w:t>
+            </w:r>
+          </w:p>
+          <w:p>
+            <w:pPr>
+              <w:spacing w:after="40" w:line="264"/>
+            </w:pPr>
+          </w:p>
+          <w:p>
+            <w:pPr>
+              <w:spacing w:after="40" w:line="264"/>
+            </w:pPr>
+            <w:r>
+              <w:rPr>
+                <w:rFonts w:ascii="Calibri" w:cs="Calibri" w:eastAsia="Calibri" w:hAnsi="Calibri"/>
+                <w:b w:val="false"/>
+                <w:bCs w:val="false"/>
+                <w:color w:val="14201D"/>
+                <w:sz w:val="19"/>
+                <w:szCs w:val="19"/>
+              </w:rPr>
+              <w:t xml:space="preserve">Perda do desconto. O motorista perde o desconto desse pacote se, durante os 30 dias de atividade, cancelar mais de 3 viagens depois de as ter aceitado, ou mais de 20% das viagens que aceitou. Perde-o também se se provar que combinou com um passageiro fazer a viagem fora da aplicação. Isto não afasta a suspensão ou a desativação previstas nestes Termos.</w:t>
+            </w:r>
+          </w:p>
+          <w:p>
+            <w:pPr>
+              <w:spacing w:after="40" w:line="264"/>
+            </w:pPr>
+          </w:p>
+          <w:p>
+            <w:pPr>
+              <w:spacing w:after="40" w:line="264"/>
+            </w:pPr>
+            <w:r>
+              <w:rPr>
+                <w:rFonts w:ascii="Calibri" w:cs="Calibri" w:eastAsia="Calibri" w:hAnsi="Calibri"/>
+                <w:b w:val="false"/>
+                <w:bCs w:val="false"/>
+                <w:color w:val="14201D"/>
+                <w:sz w:val="19"/>
+                <w:szCs w:val="19"/>
+              </w:rPr>
+              <w:t xml:space="preserve">Natureza. O desconto é uma redução do preço do acesso à plataforma, e não uma comissão: a TimorgianaRide não recebe, nem retém, qualquer parte do valor das viagens, que continua a ser pago diretamente pelo passageiro ao motorista.</w:t>
+            </w:r>
+          </w:p>
+          <w:p>
+            <w:pPr>
+              <w:spacing w:after="40" w:line="264"/>
+            </w:pPr>
+          </w:p>
+          <w:p>
+            <w:pPr>
+              <w:spacing w:after="40" w:line="264"/>
+            </w:pPr>
+            <w:r>
+              <w:rPr>
+                <w:rFonts w:ascii="Calibri" w:cs="Calibri" w:eastAsia="Calibri" w:hAnsi="Calibri"/>
+                <w:b w:val="false"/>
+                <w:bCs w:val="false"/>
+                <w:color w:val="14201D"/>
+                <w:sz w:val="19"/>
+                <w:szCs w:val="19"/>
+              </w:rPr>
+              <w:t xml:space="preserve">Os registos da aplicação servem de prova do rendimento registado e dos cancelamentos. As condições deste desconto podem ser alteradas com aviso de, pelo menos, 30 dias, e a alteração aplica-se apenas aos pacotes comprados depois dela.</w:t>
+            </w:r>
+          </w:p>
+          <w:p>
+            <w:pPr>
+              <w:spacing w:after="40" w:line="264"/>
+            </w:pPr>
+          </w:p>
+          <w:p>
+            <w:pPr>
+              <w:spacing w:after="40" w:line="264"/>
+            </w:pPr>
+            <w:r>
+              <w:rPr>
+                <w:rFonts w:ascii="Calibri" w:cs="Calibri" w:eastAsia="Calibri" w:hAnsi="Calibri"/>
+                <w:b w:val="false"/>
+                <w:bCs w:val="false"/>
+                <w:color w:val="14201D"/>
+                <w:sz w:val="19"/>
+                <w:szCs w:val="19"/>
+              </w:rPr>
               <w:t xml:space="preserve">Como pagar. O pagamento é feito à TimorgianaRide, pelos meios indicados no ecrã Assinatura — código QR nacional (TUQR), transferência bancária ou no escritório —, indicando o código de referência pessoal que a aplicação mostra. Pagamentos feitos a qualquer pessoa, ou por meio diferente dos indicados na aplicação, não são reconhecidos.</w:t>
             </w:r>
           </w:p>
@@ -1771,6 +1981,166 @@
                 <w:sz w:val="19"/>
                 <w:szCs w:val="19"/>
               </w:rPr>
+              <w:t xml:space="preserve">Diskontu ba sira ne’ebé hetan rendimentu ki’ik. Diskontu ida-ne’e aplika ba sira ne’ebé sosa pakote loron atividade 30.</w:t>
+            </w:r>
+          </w:p>
+          <w:p>
+            <w:pPr>
+              <w:spacing w:after="40" w:line="264"/>
+            </w:pPr>
+            <w:r>
+              <w:rPr>
+                <w:rFonts w:ascii="Calibri" w:cs="Calibri" w:eastAsia="Calibri" w:hAnsi="Calibri"/>
+                <w:b w:val="false"/>
+                <w:bCs w:val="false"/>
+                <w:color w:val="14201D"/>
+                <w:sz w:val="19"/>
+                <w:szCs w:val="19"/>
+              </w:rPr>
+              <w:t xml:space="preserve">Rohan husi kada pakote loron 30 nian — bainhira uza ona loron atividade ikus husi loron 30 —, TimorgianaRide sura 15% husi rendimentu ne’ebé rejistu iha aplikasaun durante loron 30 ne’e. Rendimentu rejistadu mak soma husi folin viajen sira ne’ebé remata iha aplikasaun, tuir saida mak rejistu iha viajen ida-idak.</w:t>
+            </w:r>
+          </w:p>
+          <w:p>
+            <w:pPr>
+              <w:spacing w:after="40" w:line="264"/>
+            </w:pPr>
+            <w:r>
+              <w:rPr>
+                <w:rFonts w:ascii="Calibri" w:cs="Calibri" w:eastAsia="Calibri" w:hAnsi="Calibri"/>
+                <w:b w:val="false"/>
+                <w:bCs w:val="false"/>
+                <w:color w:val="14201D"/>
+                <w:sz w:val="19"/>
+                <w:szCs w:val="19"/>
+              </w:rPr>
+              <w:t xml:space="preserve">Se 15% ne’e ki’ik liu folin ne’ebé ita selu ba pakote, sosa pakote loron 30 tuir mai sei kusta de’it 15% ne’e. Ezemplu: motorista kareta selu $25 no rejistu viajen $90; 15% husi $90 mak $13,50; pakote tuir mai kusta $13,50. Se 15% hanesan ka boot liu folin pakote nian, pakote tuir mai kusta folin normál.</w:t>
+            </w:r>
+          </w:p>
+          <w:p>
+            <w:pPr>
+              <w:spacing w:after="40" w:line="264"/>
+            </w:pPr>
+            <w:r>
+              <w:rPr>
+                <w:rFonts w:ascii="Calibri" w:cs="Calibri" w:eastAsia="Calibri" w:hAnsi="Calibri"/>
+                <w:b w:val="false"/>
+                <w:bCs w:val="false"/>
+                <w:color w:val="14201D"/>
+                <w:sz w:val="19"/>
+                <w:szCs w:val="19"/>
+              </w:rPr>
+              <w:t xml:space="preserve">Diskontu:</w:t>
+            </w:r>
+          </w:p>
+          <w:p>
+            <w:pPr>
+              <w:spacing w:after="40" w:line="264"/>
+            </w:pPr>
+            <w:r>
+              <w:rPr>
+                <w:rFonts w:ascii="Calibri" w:cs="Calibri" w:eastAsia="Calibri" w:hAnsi="Calibri"/>
+                <w:b w:val="false"/>
+                <w:bCs w:val="false"/>
+                <w:color w:val="14201D"/>
+                <w:sz w:val="19"/>
+                <w:szCs w:val="19"/>
+              </w:rPr>
+              <w:t xml:space="preserve">• vale de’it ba sosa tuir mai husi pakote loron 30 nian, la vale ba pakote loron 3 ka loron 10;</w:t>
+            </w:r>
+          </w:p>
+          <w:p>
+            <w:pPr>
+              <w:spacing w:after="40" w:line="264"/>
+            </w:pPr>
+            <w:r>
+              <w:rPr>
+                <w:rFonts w:ascii="Calibri" w:cs="Calibri" w:eastAsia="Calibri" w:hAnsi="Calibri"/>
+                <w:b w:val="false"/>
+                <w:bCs w:val="false"/>
+                <w:color w:val="14201D"/>
+                <w:sz w:val="19"/>
+                <w:szCs w:val="19"/>
+              </w:rPr>
+              <w:t xml:space="preserve">• la fó fila-fali ho osan, la akumula no la muda ba konta seluk;</w:t>
+            </w:r>
+          </w:p>
+          <w:p>
+            <w:pPr>
+              <w:spacing w:after="40" w:line="264"/>
+            </w:pPr>
+            <w:r>
+              <w:rPr>
+                <w:rFonts w:ascii="Calibri" w:cs="Calibri" w:eastAsia="Calibri" w:hAnsi="Calibri"/>
+                <w:b w:val="false"/>
+                <w:bCs w:val="false"/>
+                <w:color w:val="14201D"/>
+                <w:sz w:val="19"/>
+                <w:szCs w:val="19"/>
+              </w:rPr>
+              <w:t xml:space="preserve">• hatudu iha aplikasaun, ho kálkulu, antes sosa.</w:t>
+            </w:r>
+          </w:p>
+          <w:p>
+            <w:pPr>
+              <w:spacing w:after="40" w:line="264"/>
+            </w:pPr>
+            <w:r>
+              <w:rPr>
+                <w:rFonts w:ascii="Calibri" w:cs="Calibri" w:eastAsia="Calibri" w:hAnsi="Calibri"/>
+                <w:b w:val="false"/>
+                <w:bCs w:val="false"/>
+                <w:color w:val="14201D"/>
+                <w:sz w:val="19"/>
+                <w:szCs w:val="19"/>
+              </w:rPr>
+              <w:t xml:space="preserve">Lakon diskontu. Motorista lakon diskontu husi pakote ne’e se, durante loron atividade 30, nia kansela viajen liu 3 depois simu tiha, ka liu 20% husi viajen ne’ebé nia simu. Nia mós lakon se prova katak nia koordena ho pasajeiru atu halo viajen fora husi aplikasaun. Ida-ne’e la hasai suspensaun ka desativasaun ne’ebé previstu iha Termu sira-ne’e.</w:t>
+            </w:r>
+          </w:p>
+          <w:p>
+            <w:pPr>
+              <w:spacing w:after="40" w:line="264"/>
+            </w:pPr>
+            <w:r>
+              <w:rPr>
+                <w:rFonts w:ascii="Calibri" w:cs="Calibri" w:eastAsia="Calibri" w:hAnsi="Calibri"/>
+                <w:b w:val="false"/>
+                <w:bCs w:val="false"/>
+                <w:color w:val="14201D"/>
+                <w:sz w:val="19"/>
+                <w:szCs w:val="19"/>
+              </w:rPr>
+              <w:t xml:space="preserve">Natureza. Diskontu ne’e mak redusaun ba folin asesu ba plataforma, la’ós komisaun: TimorgianaRide la simu no la retein parte ruma husi viajen nia valór, ne’ebé pasajeiru kontinua selu direta ba motorista.</w:t>
+            </w:r>
+          </w:p>
+          <w:p>
+            <w:pPr>
+              <w:spacing w:after="40" w:line="264"/>
+            </w:pPr>
+            <w:r>
+              <w:rPr>
+                <w:rFonts w:ascii="Calibri" w:cs="Calibri" w:eastAsia="Calibri" w:hAnsi="Calibri"/>
+                <w:b w:val="false"/>
+                <w:bCs w:val="false"/>
+                <w:color w:val="14201D"/>
+                <w:sz w:val="19"/>
+                <w:szCs w:val="19"/>
+              </w:rPr>
+              <w:t xml:space="preserve">Aplikasaun nia rejistu sira serve hanesan prova ba rendimentu rejistadu no ba kanselamentu sira. Kondisaun diskontu nian bele muda ho avizu pelumenus molok loron 30, no mudansa aplika de’it ba pakote sira ne’ebé sosa depois.</w:t>
+            </w:r>
+          </w:p>
+          <w:p>
+            <w:pPr>
+              <w:spacing w:after="40" w:line="264"/>
+            </w:pPr>
+            <w:r>
+              <w:rPr>
+                <w:rFonts w:ascii="Calibri" w:cs="Calibri" w:eastAsia="Calibri" w:hAnsi="Calibri"/>
+                <w:b w:val="false"/>
+                <w:bCs w:val="false"/>
+                <w:color w:val="14201D"/>
+                <w:sz w:val="19"/>
+                <w:szCs w:val="19"/>
+              </w:rPr>
               <w:t xml:space="preserve">Oinsá selu. Pagamentu halo ba TimorgianaRide, liuhusi meiu sira ne’ebé hatudu iha ekrã Asinatura — kódigu QR nasionál (TUQR), transferénsia bankária ka iha eskritóriu —, ho kódigu referénsia pesoál ne’ebé aplikasaun hatudu. Pagamentu ne’ebé halo ba ema seluk, ka liuhusi meiu seluk ne’ebé la hatudu iha aplikasaun, la rekoñese.</w:t>
             </w:r>
           </w:p>
@@ -2048,6 +2418,216 @@
                 <w:szCs w:val="19"/>
               </w:rPr>
               <w:t xml:space="preserve">Days purchased do not expire. Any change in prices will be announced in the application at least 30 days in advance and applies only to later purchases: days already purchased never lose their value. If you do not agree with the change, you are entirely free to stop using the platform, with the right to the refund provided for below.</w:t>
+            </w:r>
+          </w:p>
+          <w:p>
+            <w:pPr>
+              <w:spacing w:after="40" w:line="264"/>
+            </w:pPr>
+          </w:p>
+          <w:p>
+            <w:pPr>
+              <w:spacing w:after="40" w:line="264"/>
+            </w:pPr>
+            <w:r>
+              <w:rPr>
+                <w:rFonts w:ascii="Calibri" w:cs="Calibri" w:eastAsia="Calibri" w:hAnsi="Calibri"/>
+                <w:b w:val="false"/>
+                <w:bCs w:val="false"/>
+                <w:color w:val="14201D"/>
+                <w:sz w:val="19"/>
+                <w:szCs w:val="19"/>
+              </w:rPr>
+              <w:t xml:space="preserve">Discount for low earners. This discount applies to those who buy the 30 activity-day package.</w:t>
+            </w:r>
+          </w:p>
+          <w:p>
+            <w:pPr>
+              <w:spacing w:after="40" w:line="264"/>
+            </w:pPr>
+          </w:p>
+          <w:p>
+            <w:pPr>
+              <w:spacing w:after="40" w:line="264"/>
+            </w:pPr>
+            <w:r>
+              <w:rPr>
+                <w:rFonts w:ascii="Calibri" w:cs="Calibri" w:eastAsia="Calibri" w:hAnsi="Calibri"/>
+                <w:b w:val="false"/>
+                <w:bCs w:val="false"/>
+                <w:color w:val="14201D"/>
+                <w:sz w:val="19"/>
+                <w:szCs w:val="19"/>
+              </w:rPr>
+              <w:t xml:space="preserve">At the end of each 30-day package — when the last of the 30 activity days is used — TimorgianaRide calculates 15% of the earnings recorded in the application during those 30 days. Recorded earnings are the sum of the prices of the rides completed in the application, as recorded for each ride.</w:t>
+            </w:r>
+          </w:p>
+          <w:p>
+            <w:pPr>
+              <w:spacing w:after="40" w:line="264"/>
+            </w:pPr>
+          </w:p>
+          <w:p>
+            <w:pPr>
+              <w:spacing w:after="40" w:line="264"/>
+            </w:pPr>
+            <w:r>
+              <w:rPr>
+                <w:rFonts w:ascii="Calibri" w:cs="Calibri" w:eastAsia="Calibri" w:hAnsi="Calibri"/>
+                <w:b w:val="false"/>
+                <w:bCs w:val="false"/>
+                <w:color w:val="14201D"/>
+                <w:sz w:val="19"/>
+                <w:szCs w:val="19"/>
+              </w:rPr>
+              <w:t xml:space="preserve">If that 15% is less than the price you paid for the package, your next purchase of the 30-day package costs only that 15%. Example: a car driver pays $25 and records $90 of rides; 15% of $90 is $13.50; the next package costs $13.50. If the 15% is equal to or higher than the package price, the next package costs the normal price.</w:t>
+            </w:r>
+          </w:p>
+          <w:p>
+            <w:pPr>
+              <w:spacing w:after="40" w:line="264"/>
+            </w:pPr>
+          </w:p>
+          <w:p>
+            <w:pPr>
+              <w:spacing w:after="40" w:line="264"/>
+            </w:pPr>
+            <w:r>
+              <w:rPr>
+                <w:rFonts w:ascii="Calibri" w:cs="Calibri" w:eastAsia="Calibri" w:hAnsi="Calibri"/>
+                <w:b w:val="false"/>
+                <w:bCs w:val="false"/>
+                <w:color w:val="14201D"/>
+                <w:sz w:val="19"/>
+                <w:szCs w:val="19"/>
+              </w:rPr>
+              <w:t xml:space="preserve">The discount:</w:t>
+            </w:r>
+          </w:p>
+          <w:p>
+            <w:pPr>
+              <w:spacing w:after="40" w:line="264"/>
+            </w:pPr>
+          </w:p>
+          <w:p>
+            <w:pPr>
+              <w:spacing w:after="40" w:line="264"/>
+            </w:pPr>
+            <w:r>
+              <w:rPr>
+                <w:rFonts w:ascii="Calibri" w:cs="Calibri" w:eastAsia="Calibri" w:hAnsi="Calibri"/>
+                <w:b w:val="false"/>
+                <w:bCs w:val="false"/>
+                <w:color w:val="14201D"/>
+                <w:sz w:val="19"/>
+                <w:szCs w:val="19"/>
+              </w:rPr>
+              <w:t xml:space="preserve">• applies only to the next purchase of the 30-day package, not to the 3-day or 10-day packages;</w:t>
+            </w:r>
+          </w:p>
+          <w:p>
+            <w:pPr>
+              <w:spacing w:after="40" w:line="264"/>
+            </w:pPr>
+          </w:p>
+          <w:p>
+            <w:pPr>
+              <w:spacing w:after="40" w:line="264"/>
+            </w:pPr>
+            <w:r>
+              <w:rPr>
+                <w:rFonts w:ascii="Calibri" w:cs="Calibri" w:eastAsia="Calibri" w:hAnsi="Calibri"/>
+                <w:b w:val="false"/>
+                <w:bCs w:val="false"/>
+                <w:color w:val="14201D"/>
+                <w:sz w:val="19"/>
+                <w:szCs w:val="19"/>
+              </w:rPr>
+              <w:t xml:space="preserve">• is not refunded in cash, does not accumulate and cannot be transferred to another account;</w:t>
+            </w:r>
+          </w:p>
+          <w:p>
+            <w:pPr>
+              <w:spacing w:after="40" w:line="264"/>
+            </w:pPr>
+          </w:p>
+          <w:p>
+            <w:pPr>
+              <w:spacing w:after="40" w:line="264"/>
+            </w:pPr>
+            <w:r>
+              <w:rPr>
+                <w:rFonts w:ascii="Calibri" w:cs="Calibri" w:eastAsia="Calibri" w:hAnsi="Calibri"/>
+                <w:b w:val="false"/>
+                <w:bCs w:val="false"/>
+                <w:color w:val="14201D"/>
+                <w:sz w:val="19"/>
+                <w:szCs w:val="19"/>
+              </w:rPr>
+              <w:t xml:space="preserve">• is shown in the application, with the calculation, before you buy.</w:t>
+            </w:r>
+          </w:p>
+          <w:p>
+            <w:pPr>
+              <w:spacing w:after="40" w:line="264"/>
+            </w:pPr>
+          </w:p>
+          <w:p>
+            <w:pPr>
+              <w:spacing w:after="40" w:line="264"/>
+            </w:pPr>
+            <w:r>
+              <w:rPr>
+                <w:rFonts w:ascii="Calibri" w:cs="Calibri" w:eastAsia="Calibri" w:hAnsi="Calibri"/>
+                <w:b w:val="false"/>
+                <w:bCs w:val="false"/>
+                <w:color w:val="14201D"/>
+                <w:sz w:val="19"/>
+                <w:szCs w:val="19"/>
+              </w:rPr>
+              <w:t xml:space="preserve">Loss of the discount. The driver loses the discount for that package if, during the 30 activity days, they cancel more than 3 rides after accepting them, or more than 20% of the rides they accepted. It is also lost if it is proven that they arranged with a passenger to make the ride outside the application. This does not exclude the suspension or deactivation provided for in these Terms.</w:t>
+            </w:r>
+          </w:p>
+          <w:p>
+            <w:pPr>
+              <w:spacing w:after="40" w:line="264"/>
+            </w:pPr>
+          </w:p>
+          <w:p>
+            <w:pPr>
+              <w:spacing w:after="40" w:line="264"/>
+            </w:pPr>
+            <w:r>
+              <w:rPr>
+                <w:rFonts w:ascii="Calibri" w:cs="Calibri" w:eastAsia="Calibri" w:hAnsi="Calibri"/>
+                <w:b w:val="false"/>
+                <w:bCs w:val="false"/>
+                <w:color w:val="14201D"/>
+                <w:sz w:val="19"/>
+                <w:szCs w:val="19"/>
+              </w:rPr>
+              <w:t xml:space="preserve">Nature. The discount is a reduction in the price of access to the platform, not a commission: TimorgianaRide does not receive or withhold any part of the ride fare, which continues to be paid directly by the passenger to the driver.</w:t>
+            </w:r>
+          </w:p>
+          <w:p>
+            <w:pPr>
+              <w:spacing w:after="40" w:line="264"/>
+            </w:pPr>
+          </w:p>
+          <w:p>
+            <w:pPr>
+              <w:spacing w:after="40" w:line="264"/>
+            </w:pPr>
+            <w:r>
+              <w:rPr>
+                <w:rFonts w:ascii="Calibri" w:cs="Calibri" w:eastAsia="Calibri" w:hAnsi="Calibri"/>
+                <w:b w:val="false"/>
+                <w:bCs w:val="false"/>
+                <w:color w:val="14201D"/>
+                <w:sz w:val="19"/>
+                <w:szCs w:val="19"/>
+              </w:rPr>
+              <w:t xml:space="preserve">The application’s records serve as proof of recorded earnings and cancellations. The conditions of this discount may be changed with at least 30 days’ notice, and the change applies only to packages bought afterwards.</w:t>
             </w:r>
           </w:p>
           <w:p>
@@ -4334,7 +4914,7 @@
         <w:sz w:val="15"/>
         <w:szCs w:val="15"/>
       </w:rPr>
-      <w:t xml:space="preserve">Termos do Motorista  ·  versão na app 2026-10-05  ·  página </w:t>
+      <w:t xml:space="preserve">Termos do Motorista  ·  versão na app 2026-10-05b  ·  página </w:t>
     </w:r>
     <w:r>
       <w:rPr>

--- a/juridico/app/Termos do Motorista.docx
+++ b/juridico/app/Termos do Motorista.docx
@@ -5007,7 +5007,7 @@
         <w:sz w:val="15"/>
         <w:szCs w:val="15"/>
       </w:rPr>
-      <w:t xml:space="preserve">TimorgianaRide  ·  Timorgiana, Lda</w:t>
+      <w:t xml:space="preserve">TimorgianaRide  ·  Timorgiara Neto, Unipessoal Lda</w:t>
     </w:r>
   </w:p>
 </w:hdr>

--- a/juridico/app/Termos do Motorista.docx
+++ b/juridico/app/Termos do Motorista.docx
@@ -5007,7 +5007,7 @@
         <w:sz w:val="15"/>
         <w:szCs w:val="15"/>
       </w:rPr>
-      <w:t xml:space="preserve">TimorgianaRide  ·  Timorgiara Neto, Unipessoal Lda</w:t>
+      <w:t xml:space="preserve">TimorgianaRide  ·  Timorgiara Neto, Unipessoal, Lda</w:t>
     </w:r>
   </w:p>
 </w:hdr>

--- a/juridico/app/Termos do Motorista.docx
+++ b/juridico/app/Termos do Motorista.docx
@@ -428,7 +428,7 @@
                 <w:sz w:val="19"/>
                 <w:szCs w:val="19"/>
               </w:rPr>
-              <w:t xml:space="preserve">Condições aplicáveis à prestação de serviços de transporte interligados pela TimorgianaRide.</w:t>
+              <w:t xml:space="preserve">Condições aplicáveis à prestação de serviços de transporte interligados pela HAKAT.</w:t>
             </w:r>
           </w:p>
         </w:tc>
@@ -472,7 +472,7 @@
                 <w:sz w:val="19"/>
                 <w:szCs w:val="19"/>
               </w:rPr>
-              <w:t xml:space="preserve">Kondisaun sira ne’ebé aplika ba prestasaun servisu transporte ne’ebé interligadu liu husi TimorgianaRide.</w:t>
+              <w:t xml:space="preserve">Kondisaun sira ne’ebé aplika ba prestasaun servisu transporte ne’ebé interligadu liu husi HAKAT.</w:t>
             </w:r>
           </w:p>
         </w:tc>
@@ -516,7 +516,7 @@
                 <w:sz w:val="19"/>
                 <w:szCs w:val="19"/>
               </w:rPr>
-              <w:t xml:space="preserve">Conditions applicable to the provision of transport services connected through TimorgianaRide.</w:t>
+              <w:t xml:space="preserve">Conditions applicable to the provision of transport services connected through HAKAT.</w:t>
             </w:r>
           </w:p>
         </w:tc>
@@ -832,7 +832,7 @@
                 <w:sz w:val="19"/>
                 <w:szCs w:val="19"/>
               </w:rPr>
-              <w:t xml:space="preserve">O motorista atua como um prestador de serviços e profissional independente, sem qualquer relação de subordinação jurídica, vínculo laboral ou exclusividade com a TimorgianaRide.</w:t>
+              <w:t xml:space="preserve">O motorista atua como um prestador de serviços e profissional independente, sem qualquer relação de subordinação jurídica, vínculo laboral ou exclusividade com a HAKAT.</w:t>
             </w:r>
           </w:p>
           <w:p>
@@ -959,7 +959,7 @@
                 <w:sz w:val="19"/>
                 <w:szCs w:val="19"/>
               </w:rPr>
-              <w:t xml:space="preserve">Motorista servisu hanesan prestadór servisu no profisionál independente, sem kualker relasaun subordinasaun jurídika, vínkulu laborál ka eskluzividade ho TimorgianaRide.</w:t>
+              <w:t xml:space="preserve">Motorista servisu hanesan prestadór servisu no profisionál independente, sem kualker relasaun subordinasaun jurídika, vínkulu laborál ka eskluzividade ho HAKAT.</w:t>
             </w:r>
           </w:p>
           <w:p>
@@ -1066,7 +1066,7 @@
                 <w:sz w:val="19"/>
                 <w:szCs w:val="19"/>
               </w:rPr>
-              <w:t xml:space="preserve">The driver acts as a service provider and independent professional, without any relationship of legal subordination, employment relationship or exclusivity with TimorgianaRide.</w:t>
+              <w:t xml:space="preserve">The driver acts as a service provider and independent professional, without any relationship of legal subordination, employment relationship or exclusivity with HAKAT.</w:t>
             </w:r>
           </w:p>
           <w:p>
@@ -1188,7 +1188,7 @@
                 <w:sz w:val="19"/>
                 <w:szCs w:val="19"/>
               </w:rPr>
-              <w:t xml:space="preserve">O passageiro paga-lhe em dinheiro, no final da viagem, e o valor da viagem é inteiramente seu: a TimorgianaRide não cobra comissão sobre as viagens — numa viagem de $3, fica com os $3. O acesso à plataforma é pago à parte, através da assinatura descrita na cláusula seguinte. O preço é fixado pela aplicação e não se negoceia com o passageiro – é essa transparência que gera confiança no serviço.</w:t>
+              <w:t xml:space="preserve">O passageiro paga-lhe em dinheiro, no final da viagem, e o valor da viagem é inteiramente seu: a HAKAT não cobra comissão sobre as viagens — numa viagem de $3, fica com os $3. O acesso à plataforma é pago à parte, através da assinatura descrita na cláusula seguinte. O preço é fixado pela aplicação e não se negoceia com o passageiro – é essa transparência que gera confiança no serviço.</w:t>
             </w:r>
           </w:p>
         </w:tc>
@@ -1231,7 +1231,7 @@
                 <w:sz w:val="19"/>
                 <w:szCs w:val="19"/>
               </w:rPr>
-              <w:t xml:space="preserve">Pasajeiru selu ba motorista ho osan bainhira termina ona viajen, no valor viajen nian ita-nian tomak: TimorgianaRide la kobra komisaun ba viajen sira — iha viajen ida ho $3, ita sei simu $3. Asesu ba plataforma selu ketak, liuhusi asinatura ne’ebé klausula tuir mai esplika. Folin ne’e fiksu husi aplikasaun no la bele negosia ho pasajeiru – transparénsia ne’e mak hamosu fiar ba servisu ne’e.</w:t>
+              <w:t xml:space="preserve">Pasajeiru selu ba motorista ho osan bainhira termina ona viajen, no valor viajen nian ita-nian tomak: HAKAT la kobra komisaun ba viajen sira — iha viajen ida ho $3, ita sei simu $3. Asesu ba plataforma selu ketak, liuhusi asinatura ne’ebé klausula tuir mai esplika. Folin ne’e fiksu husi aplikasaun no la bele negosia ho pasajeiru – transparénsia ne’e mak hamosu fiar ba servisu ne’e.</w:t>
             </w:r>
           </w:p>
         </w:tc>
@@ -1274,7 +1274,7 @@
                 <w:sz w:val="19"/>
                 <w:szCs w:val="19"/>
               </w:rPr>
-              <w:t xml:space="preserve">The passenger pays you in cash at the end of the ride, and the fare is entirely yours: TimorgianaRide charges no commission on rides — on a $3 ride, you keep the $3. Access to the platform is paid for separately, through the subscription described in the next clause. The price is set by the application and is not negotiated with the passenger — it is that transparency that builds trust in the service.</w:t>
+              <w:t xml:space="preserve">The passenger pays you in cash at the end of the ride, and the fare is entirely yours: HAKAT charges no commission on rides — on a $3 ride, you keep the $3. Access to the platform is paid for separately, through the subscription described in the next clause. The price is set by the application and is not negotiated with the passenger — it is that transparency that builds trust in the service.</w:t>
             </w:r>
           </w:p>
         </w:tc>
@@ -1490,7 +1490,7 @@
                 <w:sz w:val="19"/>
                 <w:szCs w:val="19"/>
               </w:rPr>
-              <w:t xml:space="preserve">No fim de cada pacote de 30 dias — quando o último dos 30 dias de atividade é usado —, a TimorgianaRide calcula 15% do rendimento registado na aplicação durante esses 30 dias. O rendimento registado é a soma do preço das viagens concluídas na aplicação, tal como ficou registado em cada viagem.</w:t>
+              <w:t xml:space="preserve">No fim de cada pacote de 30 dias — quando o último dos 30 dias de atividade é usado —, a HAKAT calcula 15% do rendimento registado na aplicação durante esses 30 dias. O rendimento registado é a soma do preço das viagens concluídas na aplicação, tal como ficou registado em cada viagem.</w:t>
             </w:r>
           </w:p>
           <w:p>
@@ -1637,7 +1637,7 @@
                 <w:sz w:val="19"/>
                 <w:szCs w:val="19"/>
               </w:rPr>
-              <w:t xml:space="preserve">Natureza. O desconto é uma redução do preço do acesso à plataforma, e não uma comissão: a TimorgianaRide não recebe, nem retém, qualquer parte do valor das viagens, que continua a ser pago diretamente pelo passageiro ao motorista.</w:t>
+              <w:t xml:space="preserve">Natureza. O desconto é uma redução do preço do acesso à plataforma, e não uma comissão: a HAKAT não recebe, nem retém, qualquer parte do valor das viagens, que continua a ser pago diretamente pelo passageiro ao motorista.</w:t>
             </w:r>
           </w:p>
           <w:p>
@@ -1679,28 +1679,28 @@
                 <w:sz w:val="19"/>
                 <w:szCs w:val="19"/>
               </w:rPr>
-              <w:t xml:space="preserve">Como pagar. O pagamento é feito à TimorgianaRide, pelos meios indicados no ecrã Assinatura — código QR nacional (TUQR), transferência bancária ou no escritório —, indicando o código de referência pessoal que a aplicação mostra. Pagamentos feitos a qualquer pessoa, ou por meio diferente dos indicados na aplicação, não são reconhecidos.</w:t>
-            </w:r>
-          </w:p>
-          <w:p>
-            <w:pPr>
-              <w:spacing w:after="40" w:line="264"/>
-            </w:pPr>
-          </w:p>
-          <w:p>
-            <w:pPr>
-              <w:spacing w:after="40" w:line="264"/>
-            </w:pPr>
-            <w:r>
-              <w:rPr>
-                <w:rFonts w:ascii="Calibri" w:cs="Calibri" w:eastAsia="Calibri" w:hAnsi="Calibri"/>
-                <w:b w:val="false"/>
-                <w:bCs w:val="false"/>
-                <w:color w:val="14201D"/>
-                <w:sz w:val="19"/>
-                <w:szCs w:val="19"/>
-              </w:rPr>
-              <w:t xml:space="preserve">Quando os dias entram. Depois de pagar, envie o comprovativo pela aplicação. Os dias entram na sua conta quando confirmarmos que o pagamento chegou à conta da TimorgianaRide, no prazo máximo de 24 horas após o envio do comprovativo. O comprovativo, por si só, não basta: se o pagamento não for encontrado, será avisado do motivo. Cada carregamento fica registado na aplicação, com a data, os dias e a forma de pagamento.</w:t>
+              <w:t xml:space="preserve">Como pagar. O pagamento é feito à HAKAT, pelos meios indicados no ecrã Assinatura — código QR nacional (TUQR), transferência bancária ou no escritório —, indicando o código de referência pessoal que a aplicação mostra. Pagamentos feitos a qualquer pessoa, ou por meio diferente dos indicados na aplicação, não são reconhecidos.</w:t>
+            </w:r>
+          </w:p>
+          <w:p>
+            <w:pPr>
+              <w:spacing w:after="40" w:line="264"/>
+            </w:pPr>
+          </w:p>
+          <w:p>
+            <w:pPr>
+              <w:spacing w:after="40" w:line="264"/>
+            </w:pPr>
+            <w:r>
+              <w:rPr>
+                <w:rFonts w:ascii="Calibri" w:cs="Calibri" w:eastAsia="Calibri" w:hAnsi="Calibri"/>
+                <w:b w:val="false"/>
+                <w:bCs w:val="false"/>
+                <w:color w:val="14201D"/>
+                <w:sz w:val="19"/>
+                <w:szCs w:val="19"/>
+              </w:rPr>
+              <w:t xml:space="preserve">Quando os dias entram. Depois de pagar, envie o comprovativo pela aplicação. Os dias entram na sua conta quando confirmarmos que o pagamento chegou à conta da HAKAT, no prazo máximo de 24 horas após o envio do comprovativo. O comprovativo, por si só, não basta: se o pagamento não for encontrado, será avisado do motivo. Cada carregamento fica registado na aplicação, com a data, os dias e a forma de pagamento.</w:t>
             </w:r>
           </w:p>
           <w:p>
@@ -1784,49 +1784,49 @@
                 <w:sz w:val="19"/>
                 <w:szCs w:val="19"/>
               </w:rPr>
-              <w:t xml:space="preserve">• Desativação definitiva pela TimorgianaRide: é-lhe devolvido o valor dos dias não usados, exceto se a desativação resultar de falta grave — documentação falsa ou alterada, cobrança de valores superiores ou divergentes do fixado pela aplicação, ou outra violação grave destes Termos.</w:t>
-            </w:r>
-          </w:p>
-          <w:p>
-            <w:pPr>
-              <w:spacing w:after="40" w:line="264"/>
-            </w:pPr>
-          </w:p>
-          <w:p>
-            <w:pPr>
-              <w:spacing w:after="40" w:line="264"/>
-            </w:pPr>
-            <w:r>
-              <w:rPr>
-                <w:rFonts w:ascii="Calibri" w:cs="Calibri" w:eastAsia="Calibri" w:hAnsi="Calibri"/>
-                <w:b w:val="false"/>
-                <w:bCs w:val="false"/>
-                <w:color w:val="14201D"/>
-                <w:sz w:val="19"/>
-                <w:szCs w:val="19"/>
-              </w:rPr>
-              <w:t xml:space="preserve">• Fim do serviço: se a TimorgianaRide deixar de funcionar, avisa com, pelo menos, 30 dias de antecedência e devolve o valor de todos os dias não usados.</w:t>
-            </w:r>
-          </w:p>
-          <w:p>
-            <w:pPr>
-              <w:spacing w:after="40" w:line="264"/>
-            </w:pPr>
-          </w:p>
-          <w:p>
-            <w:pPr>
-              <w:spacing w:after="40" w:line="264"/>
-            </w:pPr>
-            <w:r>
-              <w:rPr>
-                <w:rFonts w:ascii="Calibri" w:cs="Calibri" w:eastAsia="Calibri" w:hAnsi="Calibri"/>
-                <w:b w:val="false"/>
-                <w:bCs w:val="false"/>
-                <w:color w:val="14201D"/>
-                <w:sz w:val="19"/>
-                <w:szCs w:val="19"/>
-              </w:rPr>
-              <w:t xml:space="preserve">O valor devolvido corresponde aos dias não usados, ao preço por dia que efetivamente pagou por eles (consideram-se usados primeiro os dias comprados há mais tempo), e é pago no prazo de 30 dias a contar do pedido, para a conta ou carteira que indicar. Os dias oferecidos gratuitamente pela TimorgianaRide não dão direito a devolução.</w:t>
+              <w:t xml:space="preserve">• Desativação definitiva pela HAKAT: é-lhe devolvido o valor dos dias não usados, exceto se a desativação resultar de falta grave — documentação falsa ou alterada, cobrança de valores superiores ou divergentes do fixado pela aplicação, ou outra violação grave destes Termos.</w:t>
+            </w:r>
+          </w:p>
+          <w:p>
+            <w:pPr>
+              <w:spacing w:after="40" w:line="264"/>
+            </w:pPr>
+          </w:p>
+          <w:p>
+            <w:pPr>
+              <w:spacing w:after="40" w:line="264"/>
+            </w:pPr>
+            <w:r>
+              <w:rPr>
+                <w:rFonts w:ascii="Calibri" w:cs="Calibri" w:eastAsia="Calibri" w:hAnsi="Calibri"/>
+                <w:b w:val="false"/>
+                <w:bCs w:val="false"/>
+                <w:color w:val="14201D"/>
+                <w:sz w:val="19"/>
+                <w:szCs w:val="19"/>
+              </w:rPr>
+              <w:t xml:space="preserve">• Fim do serviço: se a HAKAT deixar de funcionar, avisa com, pelo menos, 30 dias de antecedência e devolve o valor de todos os dias não usados.</w:t>
+            </w:r>
+          </w:p>
+          <w:p>
+            <w:pPr>
+              <w:spacing w:after="40" w:line="264"/>
+            </w:pPr>
+          </w:p>
+          <w:p>
+            <w:pPr>
+              <w:spacing w:after="40" w:line="264"/>
+            </w:pPr>
+            <w:r>
+              <w:rPr>
+                <w:rFonts w:ascii="Calibri" w:cs="Calibri" w:eastAsia="Calibri" w:hAnsi="Calibri"/>
+                <w:b w:val="false"/>
+                <w:bCs w:val="false"/>
+                <w:color w:val="14201D"/>
+                <w:sz w:val="19"/>
+                <w:szCs w:val="19"/>
+              </w:rPr>
+              <w:t xml:space="preserve">O valor devolvido corresponde aos dias não usados, ao preço por dia que efetivamente pagou por eles (consideram-se usados primeiro os dias comprados há mais tempo), e é pago no prazo de 30 dias a contar do pedido, para a conta ou carteira que indicar. Os dias oferecidos gratuitamente pela HAKAT não dão direito a devolução.</w:t>
             </w:r>
           </w:p>
         </w:tc>
@@ -1997,7 +1997,7 @@
                 <w:sz w:val="19"/>
                 <w:szCs w:val="19"/>
               </w:rPr>
-              <w:t xml:space="preserve">Rohan husi kada pakote loron 30 nian — bainhira uza ona loron atividade ikus husi loron 30 —, TimorgianaRide sura 15% husi rendimentu ne’ebé rejistu iha aplikasaun durante loron 30 ne’e. Rendimentu rejistadu mak soma husi folin viajen sira ne’ebé remata iha aplikasaun, tuir saida mak rejistu iha viajen ida-idak.</w:t>
+              <w:t xml:space="preserve">Rohan husi kada pakote loron 30 nian — bainhira uza ona loron atividade ikus husi loron 30 —, HAKAT sura 15% husi rendimentu ne’ebé rejistu iha aplikasaun durante loron 30 ne’e. Rendimentu rejistadu mak soma husi folin viajen sira ne’ebé remata iha aplikasaun, tuir saida mak rejistu iha viajen ida-idak.</w:t>
             </w:r>
           </w:p>
           <w:p>
@@ -2109,7 +2109,7 @@
                 <w:sz w:val="19"/>
                 <w:szCs w:val="19"/>
               </w:rPr>
-              <w:t xml:space="preserve">Natureza. Diskontu ne’e mak redusaun ba folin asesu ba plataforma, la’ós komisaun: TimorgianaRide la simu no la retein parte ruma husi viajen nia valór, ne’ebé pasajeiru kontinua selu direta ba motorista.</w:t>
+              <w:t xml:space="preserve">Natureza. Diskontu ne’e mak redusaun ba folin asesu ba plataforma, la’ós komisaun: HAKAT la simu no la retein parte ruma husi viajen nia valór, ne’ebé pasajeiru kontinua selu direta ba motorista.</w:t>
             </w:r>
           </w:p>
           <w:p>
@@ -2141,23 +2141,23 @@
                 <w:sz w:val="19"/>
                 <w:szCs w:val="19"/>
               </w:rPr>
-              <w:t xml:space="preserve">Oinsá selu. Pagamentu halo ba TimorgianaRide, liuhusi meiu sira ne’ebé hatudu iha ekrã Asinatura — kódigu QR nasionál (TUQR), transferénsia bankária ka iha eskritóriu —, ho kódigu referénsia pesoál ne’ebé aplikasaun hatudu. Pagamentu ne’ebé halo ba ema seluk, ka liuhusi meiu seluk ne’ebé la hatudu iha aplikasaun, la rekoñese.</w:t>
-            </w:r>
-          </w:p>
-          <w:p>
-            <w:pPr>
-              <w:spacing w:after="40" w:line="264"/>
-            </w:pPr>
-            <w:r>
-              <w:rPr>
-                <w:rFonts w:ascii="Calibri" w:cs="Calibri" w:eastAsia="Calibri" w:hAnsi="Calibri"/>
-                <w:b w:val="false"/>
-                <w:bCs w:val="false"/>
-                <w:color w:val="14201D"/>
-                <w:sz w:val="19"/>
-                <w:szCs w:val="19"/>
-              </w:rPr>
-              <w:t xml:space="preserve">Bainhira loron sira tama. Depois selu, haruka komprovativu liuhusi aplikasaun. Loron sira tama ba ita-nia konta bainhira ami konfirma katak pagamentu to’o ona iha TimorgianaRide nia konta, iha prazu másimu oras 24 depois haruka komprovativu. Komprovativu mesak la to’o: se ami la hetan pagamentu, ita sei simu aviza ho motivu. Karregamentu ida-idak rejistu iha aplikasaun, ho data, loron no forma pagamentu.</w:t>
+              <w:t xml:space="preserve">Oinsá selu. Pagamentu halo ba HAKAT, liuhusi meiu sira ne’ebé hatudu iha ekrã Asinatura — kódigu QR nasionál (TUQR), transferénsia bankária ka iha eskritóriu —, ho kódigu referénsia pesoál ne’ebé aplikasaun hatudu. Pagamentu ne’ebé halo ba ema seluk, ka liuhusi meiu seluk ne’ebé la hatudu iha aplikasaun, la rekoñese.</w:t>
+            </w:r>
+          </w:p>
+          <w:p>
+            <w:pPr>
+              <w:spacing w:after="40" w:line="264"/>
+            </w:pPr>
+            <w:r>
+              <w:rPr>
+                <w:rFonts w:ascii="Calibri" w:cs="Calibri" w:eastAsia="Calibri" w:hAnsi="Calibri"/>
+                <w:b w:val="false"/>
+                <w:bCs w:val="false"/>
+                <w:color w:val="14201D"/>
+                <w:sz w:val="19"/>
+                <w:szCs w:val="19"/>
+              </w:rPr>
+              <w:t xml:space="preserve">Bainhira loron sira tama. Depois selu, haruka komprovativu liuhusi aplikasaun. Loron sira tama ba ita-nia konta bainhira ami konfirma katak pagamentu to’o ona iha HAKAT nia konta, iha prazu másimu oras 24 depois haruka komprovativu. Komprovativu mesak la to’o: se ami la hetan pagamentu, ita sei simu aviza ho motivu. Karregamentu ida-idak rejistu iha aplikasaun, ho data, loron no forma pagamentu.</w:t>
             </w:r>
           </w:p>
           <w:p>
@@ -2221,39 +2221,39 @@
                 <w:sz w:val="19"/>
                 <w:szCs w:val="19"/>
               </w:rPr>
-              <w:t xml:space="preserve">• Desativasaun definitiva husi TimorgianaRide: ami fó fila fali valor loron sira ne’ebé la uza, exetu se desativasaun mosu husi falta grave — dokumentasaun falsu ka alteradu, kobransa ho valor aas liu ka diferenti husi valor ne’ebé aplikasaun fiksa, ka violasaun grave seluk ba Termos sira-ne’e.</w:t>
-            </w:r>
-          </w:p>
-          <w:p>
-            <w:pPr>
-              <w:spacing w:after="40" w:line="264"/>
-            </w:pPr>
-            <w:r>
-              <w:rPr>
-                <w:rFonts w:ascii="Calibri" w:cs="Calibri" w:eastAsia="Calibri" w:hAnsi="Calibri"/>
-                <w:b w:val="false"/>
-                <w:bCs w:val="false"/>
-                <w:color w:val="14201D"/>
-                <w:sz w:val="19"/>
-                <w:szCs w:val="19"/>
-              </w:rPr>
-              <w:t xml:space="preserve">• Servisu remata: se TimorgianaRide para funsiona, ami fó aviza pelumenus loron 30 antes no fó fila fali valor loron hotu ne’ebé la uza.</w:t>
-            </w:r>
-          </w:p>
-          <w:p>
-            <w:pPr>
-              <w:spacing w:after="40" w:line="264"/>
-            </w:pPr>
-            <w:r>
-              <w:rPr>
-                <w:rFonts w:ascii="Calibri" w:cs="Calibri" w:eastAsia="Calibri" w:hAnsi="Calibri"/>
-                <w:b w:val="false"/>
-                <w:bCs w:val="false"/>
-                <w:color w:val="14201D"/>
-                <w:sz w:val="19"/>
-                <w:szCs w:val="19"/>
-              </w:rPr>
-              <w:t xml:space="preserve">Valor ne’ebé fó fila fali tuir loron sira ne’ebé la uza, ho folin loron ida nian ne’ebé ita selu duni ba sira (konsidera katak loron sira ne’ebé sosa uluk liu mak uza uluk), no selu iha prazu loron 30 hahú husi pedidu, ba konta ka karteira ne’ebé ita indika. Loron sira ne’ebé TimorgianaRide oferese gratuitu la fó direitu ba devolusaun.</w:t>
+              <w:t xml:space="preserve">• Desativasaun definitiva husi HAKAT: ami fó fila fali valor loron sira ne’ebé la uza, exetu se desativasaun mosu husi falta grave — dokumentasaun falsu ka alteradu, kobransa ho valor aas liu ka diferenti husi valor ne’ebé aplikasaun fiksa, ka violasaun grave seluk ba Termos sira-ne’e.</w:t>
+            </w:r>
+          </w:p>
+          <w:p>
+            <w:pPr>
+              <w:spacing w:after="40" w:line="264"/>
+            </w:pPr>
+            <w:r>
+              <w:rPr>
+                <w:rFonts w:ascii="Calibri" w:cs="Calibri" w:eastAsia="Calibri" w:hAnsi="Calibri"/>
+                <w:b w:val="false"/>
+                <w:bCs w:val="false"/>
+                <w:color w:val="14201D"/>
+                <w:sz w:val="19"/>
+                <w:szCs w:val="19"/>
+              </w:rPr>
+              <w:t xml:space="preserve">• Servisu remata: se HAKAT para funsiona, ami fó aviza pelumenus loron 30 antes no fó fila fali valor loron hotu ne’ebé la uza.</w:t>
+            </w:r>
+          </w:p>
+          <w:p>
+            <w:pPr>
+              <w:spacing w:after="40" w:line="264"/>
+            </w:pPr>
+            <w:r>
+              <w:rPr>
+                <w:rFonts w:ascii="Calibri" w:cs="Calibri" w:eastAsia="Calibri" w:hAnsi="Calibri"/>
+                <w:b w:val="false"/>
+                <w:bCs w:val="false"/>
+                <w:color w:val="14201D"/>
+                <w:sz w:val="19"/>
+                <w:szCs w:val="19"/>
+              </w:rPr>
+              <w:t xml:space="preserve">Valor ne’ebé fó fila fali tuir loron sira ne’ebé la uza, ho folin loron ida nian ne’ebé ita selu duni ba sira (konsidera katak loron sira ne’ebé sosa uluk liu mak uza uluk), no selu iha prazu loron 30 hahú husi pedidu, ba konta ka karteira ne’ebé ita indika. Loron sira ne’ebé HAKAT oferese gratuitu la fó direitu ba devolusaun.</w:t>
             </w:r>
           </w:p>
         </w:tc>
@@ -2459,7 +2459,7 @@
                 <w:sz w:val="19"/>
                 <w:szCs w:val="19"/>
               </w:rPr>
-              <w:t xml:space="preserve">At the end of each 30-day package — when the last of the 30 activity days is used — TimorgianaRide calculates 15% of the earnings recorded in the application during those 30 days. Recorded earnings are the sum of the prices of the rides completed in the application, as recorded for each ride.</w:t>
+              <w:t xml:space="preserve">At the end of each 30-day package — when the last of the 30 activity days is used — HAKAT calculates 15% of the earnings recorded in the application during those 30 days. Recorded earnings are the sum of the prices of the rides completed in the application, as recorded for each ride.</w:t>
             </w:r>
           </w:p>
           <w:p>
@@ -2606,7 +2606,7 @@
                 <w:sz w:val="19"/>
                 <w:szCs w:val="19"/>
               </w:rPr>
-              <w:t xml:space="preserve">Nature. The discount is a reduction in the price of access to the platform, not a commission: TimorgianaRide does not receive or withhold any part of the ride fare, which continues to be paid directly by the passenger to the driver.</w:t>
+              <w:t xml:space="preserve">Nature. The discount is a reduction in the price of access to the platform, not a commission: HAKAT does not receive or withhold any part of the ride fare, which continues to be paid directly by the passenger to the driver.</w:t>
             </w:r>
           </w:p>
           <w:p>
@@ -2648,28 +2648,28 @@
                 <w:sz w:val="19"/>
                 <w:szCs w:val="19"/>
               </w:rPr>
-              <w:t xml:space="preserve">How to pay. Payment is made to TimorgianaRide, by the means shown on the Subscription screen — national QR code (TUQR), bank transfer or at the office — quoting the personal reference code shown by the application. Payments made to any person, or by any means other than those shown in the application, are not recognised.</w:t>
-            </w:r>
-          </w:p>
-          <w:p>
-            <w:pPr>
-              <w:spacing w:after="40" w:line="264"/>
-            </w:pPr>
-          </w:p>
-          <w:p>
-            <w:pPr>
-              <w:spacing w:after="40" w:line="264"/>
-            </w:pPr>
-            <w:r>
-              <w:rPr>
-                <w:rFonts w:ascii="Calibri" w:cs="Calibri" w:eastAsia="Calibri" w:hAnsi="Calibri"/>
-                <w:b w:val="false"/>
-                <w:bCs w:val="false"/>
-                <w:color w:val="14201D"/>
-                <w:sz w:val="19"/>
-                <w:szCs w:val="19"/>
-              </w:rPr>
-              <w:t xml:space="preserve">When the days are credited. After paying, send the proof of payment through the application. The days are credited to your account once we confirm that the payment has reached TimorgianaRide’s account, within a maximum of 24 hours after the proof is sent. The proof of payment alone is not enough: if the payment cannot be found, you will be told why. Each top-up is recorded in the application, with the date, the days and the payment method.</w:t>
+              <w:t xml:space="preserve">How to pay. Payment is made to HAKAT, by the means shown on the Subscription screen — national QR code (TUQR), bank transfer or at the office — quoting the personal reference code shown by the application. Payments made to any person, or by any means other than those shown in the application, are not recognised.</w:t>
+            </w:r>
+          </w:p>
+          <w:p>
+            <w:pPr>
+              <w:spacing w:after="40" w:line="264"/>
+            </w:pPr>
+          </w:p>
+          <w:p>
+            <w:pPr>
+              <w:spacing w:after="40" w:line="264"/>
+            </w:pPr>
+            <w:r>
+              <w:rPr>
+                <w:rFonts w:ascii="Calibri" w:cs="Calibri" w:eastAsia="Calibri" w:hAnsi="Calibri"/>
+                <w:b w:val="false"/>
+                <w:bCs w:val="false"/>
+                <w:color w:val="14201D"/>
+                <w:sz w:val="19"/>
+                <w:szCs w:val="19"/>
+              </w:rPr>
+              <w:t xml:space="preserve">When the days are credited. After paying, send the proof of payment through the application. The days are credited to your account once we confirm that the payment has reached HAKAT’s account, within a maximum of 24 hours after the proof is sent. The proof of payment alone is not enough: if the payment cannot be found, you will be told why. Each top-up is recorded in the application, with the date, the days and the payment method.</w:t>
             </w:r>
           </w:p>
           <w:p>
@@ -2743,44 +2743,44 @@
                 <w:sz w:val="19"/>
                 <w:szCs w:val="19"/>
               </w:rPr>
-              <w:t xml:space="preserve">• Permanent deactivation by TimorgianaRide: the value of the unused days is refunded to you, except where the deactivation results from serious misconduct — false or altered documentation, charging amounts higher than or different from those set by the application, or another serious breach of these Terms.</w:t>
-            </w:r>
-          </w:p>
-          <w:p>
-            <w:pPr>
-              <w:spacing w:after="40" w:line="264"/>
-            </w:pPr>
-            <w:r>
-              <w:rPr>
-                <w:rFonts w:ascii="Calibri" w:cs="Calibri" w:eastAsia="Calibri" w:hAnsi="Calibri"/>
-                <w:b w:val="false"/>
-                <w:bCs w:val="false"/>
-                <w:color w:val="14201D"/>
-                <w:sz w:val="19"/>
-                <w:szCs w:val="19"/>
-              </w:rPr>
-              <w:t xml:space="preserve">• End of the service: if TimorgianaRide ceases to operate, it will give at least 30 days’ notice and refund the value of all unused days.</w:t>
-            </w:r>
-          </w:p>
-          <w:p>
-            <w:pPr>
-              <w:spacing w:after="40" w:line="264"/>
-            </w:pPr>
-          </w:p>
-          <w:p>
-            <w:pPr>
-              <w:spacing w:after="40" w:line="264"/>
-            </w:pPr>
-            <w:r>
-              <w:rPr>
-                <w:rFonts w:ascii="Calibri" w:cs="Calibri" w:eastAsia="Calibri" w:hAnsi="Calibri"/>
-                <w:b w:val="false"/>
-                <w:bCs w:val="false"/>
-                <w:color w:val="14201D"/>
-                <w:sz w:val="19"/>
-                <w:szCs w:val="19"/>
-              </w:rPr>
-              <w:t xml:space="preserve">The amount refunded corresponds to the unused days, at the price per day you actually paid for them (the days purchased earliest are deemed to be used first), and is paid within 30 days of the request, to the account or wallet you indicate. Days offered free of charge by TimorgianaRide do not give rise to a refund.</w:t>
+              <w:t xml:space="preserve">• Permanent deactivation by HAKAT: the value of the unused days is refunded to you, except where the deactivation results from serious misconduct — false or altered documentation, charging amounts higher than or different from those set by the application, or another serious breach of these Terms.</w:t>
+            </w:r>
+          </w:p>
+          <w:p>
+            <w:pPr>
+              <w:spacing w:after="40" w:line="264"/>
+            </w:pPr>
+            <w:r>
+              <w:rPr>
+                <w:rFonts w:ascii="Calibri" w:cs="Calibri" w:eastAsia="Calibri" w:hAnsi="Calibri"/>
+                <w:b w:val="false"/>
+                <w:bCs w:val="false"/>
+                <w:color w:val="14201D"/>
+                <w:sz w:val="19"/>
+                <w:szCs w:val="19"/>
+              </w:rPr>
+              <w:t xml:space="preserve">• End of the service: if HAKAT ceases to operate, it will give at least 30 days’ notice and refund the value of all unused days.</w:t>
+            </w:r>
+          </w:p>
+          <w:p>
+            <w:pPr>
+              <w:spacing w:after="40" w:line="264"/>
+            </w:pPr>
+          </w:p>
+          <w:p>
+            <w:pPr>
+              <w:spacing w:after="40" w:line="264"/>
+            </w:pPr>
+            <w:r>
+              <w:rPr>
+                <w:rFonts w:ascii="Calibri" w:cs="Calibri" w:eastAsia="Calibri" w:hAnsi="Calibri"/>
+                <w:b w:val="false"/>
+                <w:bCs w:val="false"/>
+                <w:color w:val="14201D"/>
+                <w:sz w:val="19"/>
+                <w:szCs w:val="19"/>
+              </w:rPr>
+              <w:t xml:space="preserve">The amount refunded corresponds to the unused days, at the price per day you actually paid for them (the days purchased earliest are deemed to be used first), and is paid within 30 days of the request, to the account or wallet you indicate. Days offered free of charge by HAKAT do not give rise to a refund.</w:t>
             </w:r>
           </w:p>
         </w:tc>
@@ -2933,7 +2933,7 @@
                 <w:sz w:val="19"/>
                 <w:szCs w:val="19"/>
               </w:rPr>
-              <w:t xml:space="preserve">O seguro é da exclusiva responsabilidade do motorista, que o deve contratar junto de seguradora licenciada pelo Banco Central de Timor-Leste. A TimorgianaRide não é seguradora, não disponibiliza nem substitui qualquer cobertura, e não verifica a existência da apólice.</w:t>
+              <w:t xml:space="preserve">O seguro é da exclusiva responsabilidade do motorista, que o deve contratar junto de seguradora licenciada pelo Banco Central de Timor-Leste. A HAKAT não é seguradora, não disponibiliza nem substitui qualquer cobertura, e não verifica a existência da apólice.</w:t>
             </w:r>
           </w:p>
           <w:p>
@@ -3077,7 +3077,7 @@
                 <w:sz w:val="19"/>
                 <w:szCs w:val="19"/>
               </w:rPr>
-              <w:t xml:space="preserve">Seguru ne’e motorista nia responsabilidade eskluziva, no tenke kontrata iha seguradora ne’ebé Banku Sentrál Timor-Leste lisensia. TimorgianaRide la’ós seguradora, la fó no la substitui kobertura ida, no la verifika apólise nia eziténsia.</w:t>
+              <w:t xml:space="preserve">Seguru ne’e motorista nia responsabilidade eskluziva, no tenke kontrata iha seguradora ne’ebé Banku Sentrál Timor-Leste lisensia. HAKAT la’ós seguradora, la fó no la substitui kobertura ida, no la verifika apólise nia eziténsia.</w:t>
             </w:r>
           </w:p>
           <w:p>
@@ -3226,7 +3226,7 @@
                 <w:sz w:val="19"/>
                 <w:szCs w:val="19"/>
               </w:rPr>
-              <w:t xml:space="preserve">Insurance is the driver’s exclusive responsibility and must be taken out with an insurer licensed by the Central Bank of Timor-Leste. TimorgianaRide is not an insurer, neither provides nor replaces any cover, and does not verify that a policy exists.</w:t>
+              <w:t xml:space="preserve">Insurance is the driver’s exclusive responsibility and must be taken out with an insurer licensed by the Central Bank of Timor-Leste. HAKAT is not an insurer, neither provides nor replaces any cover, and does not verify that a policy exists.</w:t>
             </w:r>
           </w:p>
           <w:p>
@@ -3718,7 +3718,7 @@
                 <w:sz w:val="19"/>
                 <w:szCs w:val="19"/>
               </w:rPr>
-              <w:t xml:space="preserve">• Bens: antes de aceitar, vê o tipo e o tamanho da carga, a ajuda pedida e, quando existam, as fotografias. Pode recusar a carga que não corresponda ao descrito, que não caiba no veículo ou que não possa ser transportada em segurança, e deve recusar bens que saiba ou suspeite serem ilícitos ou perigosos. Deve acondicionar a carga de forma segura durante o transporte e marcar na aplicação quando foi carregada, quando chegou ao destino e quando foi descarregada — esses registos servem de prova do serviço. A TimorgianaRide não responde por perda, furto ou danos nos bens transportados.</w:t>
+              <w:t xml:space="preserve">• Bens: antes de aceitar, vê o tipo e o tamanho da carga, a ajuda pedida e, quando existam, as fotografias. Pode recusar a carga que não corresponda ao descrito, que não caiba no veículo ou que não possa ser transportada em segurança, e deve recusar bens que saiba ou suspeite serem ilícitos ou perigosos. Deve acondicionar a carga de forma segura durante o transporte e marcar na aplicação quando foi carregada, quando chegou ao destino e quando foi descarregada — esses registos servem de prova do serviço. A HAKAT não responde por perda, furto ou danos nos bens transportados.</w:t>
             </w:r>
           </w:p>
           <w:p>
@@ -3798,7 +3798,7 @@
                 <w:sz w:val="19"/>
                 <w:szCs w:val="19"/>
               </w:rPr>
-              <w:t xml:space="preserve">• Sasán: antes simu, ita haree tipu no tamañu karga, ajuda ne’ebé husu no, se iha, fotografia sira. Ita bele rekuza karga ne’ebé la tuir deskrisaun, la tama iha veíkulu ka la bele lori ho seguru, no tenke rekuza sasán ne’ebé ita hatene ka suspeita ilísitu ka perigozu. Ita tenke tau karga ho seguru durante transporte no marka iha aplikasaun bainhira karrega ona, bainhira to’o destinu no bainhira deskarrega ona — rejistu hirak ne’e sai prova ba servisu. TimorgianaRide la hatán ba lakon, na’ok ka estragu ba sasán ne’ebé lori.</w:t>
+              <w:t xml:space="preserve">• Sasán: antes simu, ita haree tipu no tamañu karga, ajuda ne’ebé husu no, se iha, fotografia sira. Ita bele rekuza karga ne’ebé la tuir deskrisaun, la tama iha veíkulu ka la bele lori ho seguru, no tenke rekuza sasán ne’ebé ita hatene ka suspeita ilísitu ka perigozu. Ita tenke tau karga ho seguru durante transporte no marka iha aplikasaun bainhira karrega ona, bainhira to’o destinu no bainhira deskarrega ona — rejistu hirak ne’e sai prova ba servisu. HAKAT la hatán ba lakon, na’ok ka estragu ba sasán ne’ebé lori.</w:t>
             </w:r>
           </w:p>
           <w:p>
@@ -3878,7 +3878,7 @@
                 <w:sz w:val="19"/>
                 <w:szCs w:val="19"/>
               </w:rPr>
-              <w:t xml:space="preserve">• Goods: before accepting, you see the type and size of the load, the help requested and, where available, the photographs. You may refuse a load that does not match the description, does not fit in the vehicle or cannot be carried safely, and you must refuse goods you know or suspect to be unlawful or dangerous. You must secure the load safely during transport and mark in the application when it was loaded, when it reached the destination and when it was unloaded — these records serve as proof of the service. TimorgianaRide is not liable for loss, theft or damage to the goods carried.</w:t>
+              <w:t xml:space="preserve">• Goods: before accepting, you see the type and size of the load, the help requested and, where available, the photographs. You may refuse a load that does not match the description, does not fit in the vehicle or cannot be carried safely, and you must refuse goods you know or suspect to be unlawful or dangerous. You must secure the load safely during transport and mark in the application when it was loaded, when it reached the destination and when it was unloaded — these records serve as proof of the service. HAKAT is not liable for loss, theft or damage to the goods carried.</w:t>
             </w:r>
           </w:p>
           <w:p>
@@ -4268,7 +4268,7 @@
                 <w:sz w:val="19"/>
                 <w:szCs w:val="19"/>
               </w:rPr>
-              <w:t xml:space="preserve">A TimorgianaRide reserva-se o direito de suspender ou desativar a conta do motorista nas seguintes situações:</w:t>
+              <w:t xml:space="preserve">A HAKAT reserva-se o direito de suspender ou desativar a conta do motorista nas seguintes situações:</w:t>
             </w:r>
           </w:p>
           <w:p>
@@ -4437,7 +4437,7 @@
                 <w:sz w:val="19"/>
                 <w:szCs w:val="19"/>
               </w:rPr>
-              <w:t xml:space="preserve">TimorgianaRide iha direitu atu suspende ka desativa motorista nia konta iha situasaun sira ne’e:</w:t>
+              <w:t xml:space="preserve">HAKAT iha direitu atu suspende ka desativa motorista nia konta iha situasaun sira ne’e:</w:t>
             </w:r>
           </w:p>
           <w:p>
@@ -4576,7 +4576,7 @@
                 <w:sz w:val="19"/>
                 <w:szCs w:val="19"/>
               </w:rPr>
-              <w:t xml:space="preserve">TimorgianaRide reserves the right to suspend or deactivate a driver’s account in the following situations:</w:t>
+              <w:t xml:space="preserve">HAKAT reserves the right to suspend or deactivate a driver’s account in the following situations:</w:t>
             </w:r>
           </w:p>
           <w:p>
@@ -4730,7 +4730,7 @@
                 <w:sz w:val="19"/>
                 <w:szCs w:val="19"/>
               </w:rPr>
-              <w:t xml:space="preserve">O motorista exerce a sua atividade por sua conta e risco. A TimorgianaRide não responde por acidentes, multas de trânsito, danos no veículo ou por qualquer ocorrência durante a prestação da viagem. Nesta relação, a TimorgianaRide atua exclusivamente como ferramenta tecnológica de intermediação; não é seguradora nem garante um número mínimo de viagens ou determinado nível de rendimentos.</w:t>
+              <w:t xml:space="preserve">O motorista exerce a sua atividade por sua conta e risco. A HAKAT não responde por acidentes, multas de trânsito, danos no veículo ou por qualquer ocorrência durante a prestação da viagem. Nesta relação, a HAKAT atua exclusivamente como ferramenta tecnológica de intermediação; não é seguradora nem garante um número mínimo de viagens ou determinado nível de rendimentos.</w:t>
             </w:r>
           </w:p>
         </w:tc>
@@ -4773,7 +4773,7 @@
                 <w:sz w:val="19"/>
                 <w:szCs w:val="19"/>
               </w:rPr>
-              <w:t xml:space="preserve">Motorista hala’o nia atividade ho nia konta no risku rasik. TimorgianaRide la hatán ba asidente sira, multa tránsitu nian, estragu iha veíkulu ka kualker akontesimentu iha prestasaun viajen nia laran. Iha relasaun ida-ne’e, TimorgianaRide hala’o de’it knaar hanesan ferramenta teknolojia intermediasaun nian; la’ós seguradora no la garante númeru mínimu viajen nian ka nível rendimentu determinadu ruma.</w:t>
+              <w:t xml:space="preserve">Motorista hala’o nia atividade ho nia konta no risku rasik. HAKAT la hatán ba asidente sira, multa tránsitu nian, estragu iha veíkulu ka kualker akontesimentu iha prestasaun viajen nia laran. Iha relasaun ida-ne’e, HAKAT hala’o de’it knaar hanesan ferramenta teknolojia intermediasaun nian; la’ós seguradora no la garante númeru mínimu viajen nian ka nível rendimentu determinadu ruma.</w:t>
             </w:r>
           </w:p>
         </w:tc>
@@ -4816,7 +4816,7 @@
                 <w:sz w:val="19"/>
                 <w:szCs w:val="19"/>
               </w:rPr>
-              <w:t xml:space="preserve">The driver carries out their activity on their own account and at their own risk. TimorgianaRide is not liable for accidents, traffic fines, damage to the vehicle, or any occurrence during the provision of the ride. In this relationship, TimorgianaRide acts solely as an intermediation technology tool; it is neither an insurer nor a guarantee of a minimum number of rides or any particular level of earnings.</w:t>
+              <w:t xml:space="preserve">The driver carries out their activity on their own account and at their own risk. HAKAT is not liable for accidents, traffic fines, damage to the vehicle, or any occurrence during the provision of the ride. In this relationship, HAKAT acts solely as an intermediation technology tool; it is neither an insurer nor a guarantee of a minimum number of rides or any particular level of earnings.</w:t>
             </w:r>
           </w:p>
           <w:p>
@@ -5007,7 +5007,7 @@
         <w:sz w:val="15"/>
         <w:szCs w:val="15"/>
       </w:rPr>
-      <w:t xml:space="preserve">TimorgianaRide  ·  Timorgiara Neto, Unipessoal, Lda</w:t>
+      <w:t xml:space="preserve">HAKAT  ·  Timorgiara Neto, Unipessoal, Lda</w:t>
     </w:r>
   </w:p>
 </w:hdr>

--- a/juridico/app/Termos do Motorista.docx
+++ b/juridico/app/Termos do Motorista.docx
@@ -5007,7 +5007,7 @@
         <w:sz w:val="15"/>
         <w:szCs w:val="15"/>
       </w:rPr>
-      <w:t xml:space="preserve">HAKAT  ·  Timorgiara Neto, Unipessoal, Lda</w:t>
+      <w:t xml:space="preserve">HAKAT  ·  Timorgiara Neto, Unipessoal, Lda.</w:t>
     </w:r>
   </w:p>
 </w:hdr>

--- a/juridico/app/Termos do Motorista.docx
+++ b/juridico/app/Termos do Motorista.docx
@@ -34,7 +34,7 @@
           <w:sz w:val="17"/>
           <w:szCs w:val="17"/>
         </w:rPr>
-        <w:t xml:space="preserve">Texto em vigor na aplicação, versão 2026-10-05b  ·  para revisão</w:t>
+        <w:t xml:space="preserve">Texto em vigor na aplicação, versão 2026-10-10  ·  para revisão</w:t>
       </w:r>
     </w:p>
     <w:p>
@@ -4097,7 +4097,28 @@
                 <w:sz w:val="19"/>
                 <w:szCs w:val="19"/>
               </w:rPr>
-              <w:t xml:space="preserve">O cancelamento sistemático ou injustificado após aceitação pode originar a suspensão temporária ou definitiva do acesso à plataforma.</w:t>
+              <w:t xml:space="preserve">Passageiro que não aparece. Depois de tocar em «Cheguei», o motorista espera 5 minutos no local de recolha. Passado esse tempo, pode cancelar com o motivo «passageiro não apareceu», sem que isso conte contra ele. Antes dos 5 minutos, a aplicação não aceita este motivo.</w:t>
+            </w:r>
+          </w:p>
+          <w:p>
+            <w:pPr>
+              <w:spacing w:after="40" w:line="264"/>
+            </w:pPr>
+          </w:p>
+          <w:p>
+            <w:pPr>
+              <w:spacing w:after="40" w:line="264"/>
+            </w:pPr>
+            <w:r>
+              <w:rPr>
+                <w:rFonts w:ascii="Calibri" w:cs="Calibri" w:eastAsia="Calibri" w:hAnsi="Calibri"/>
+                <w:b w:val="false"/>
+                <w:bCs w:val="false"/>
+                <w:color w:val="14201D"/>
+                <w:sz w:val="19"/>
+                <w:szCs w:val="19"/>
+              </w:rPr>
+              <w:t xml:space="preserve">O cancelamento sistemático ou injustificado após aceitação pode originar a suspensão temporária ou definitiva do acesso à plataforma, nos termos da Tabela de Infrações e Sanções.</w:t>
             </w:r>
           </w:p>
         </w:tc>
@@ -4156,7 +4177,23 @@
                 <w:sz w:val="19"/>
                 <w:szCs w:val="19"/>
               </w:rPr>
-              <w:t xml:space="preserve">Kanselamentu sistemátiku/tutuir malu ka lahó justifikasaun bainhira simu tiha ona pedidu bele hamosu suspensaun temporária ka definitiva hodi asesu ba plataforma.</w:t>
+              <w:t xml:space="preserve">Pasajeiru ne’ebé la mai. Depois toka «Ha’u to’o ona», motorista hein minutu 5 iha fatin foti nian. Liu tempu ne’e, nia bele kansela ho motivu «pasajeiru la mai», no ida-ne’e la konta hasoru nia. Antes minutu 5, aplikasaun la simu motivu ne’e.</w:t>
+            </w:r>
+          </w:p>
+          <w:p>
+            <w:pPr>
+              <w:spacing w:after="40" w:line="264"/>
+            </w:pPr>
+            <w:r>
+              <w:rPr>
+                <w:rFonts w:ascii="Calibri" w:cs="Calibri" w:eastAsia="Calibri" w:hAnsi="Calibri"/>
+                <w:b w:val="false"/>
+                <w:bCs w:val="false"/>
+                <w:color w:val="14201D"/>
+                <w:sz w:val="19"/>
+                <w:szCs w:val="19"/>
+              </w:rPr>
+              <w:t xml:space="preserve">Kanselamentu sistemátiku/tutuir malu ka lahó justifikasaun bainhira simu tiha ona pedidu bele hamosu suspensaun temporária ka definitiva hodi asesu ba plataforma, tuir Tabela Infrasaun no Sansaun.</w:t>
             </w:r>
           </w:p>
         </w:tc>
@@ -4220,7 +4257,28 @@
                 <w:sz w:val="19"/>
                 <w:szCs w:val="19"/>
               </w:rPr>
-              <w:t xml:space="preserve">Systematic or unjustified cancellation after acceptance may result in the temporary or permanent suspension of access to the platform.</w:t>
+              <w:t xml:space="preserve">Passenger no-show. After tapping «I’ve arrived», the driver waits 5 minutes at the pick-up point. After that time, they may cancel with the reason «passenger did not show up», and it does not count against them. Before the 5 minutes, the application does not accept this reason.</w:t>
+            </w:r>
+          </w:p>
+          <w:p>
+            <w:pPr>
+              <w:spacing w:after="40" w:line="264"/>
+            </w:pPr>
+          </w:p>
+          <w:p>
+            <w:pPr>
+              <w:spacing w:after="40" w:line="264"/>
+            </w:pPr>
+            <w:r>
+              <w:rPr>
+                <w:rFonts w:ascii="Calibri" w:cs="Calibri" w:eastAsia="Calibri" w:hAnsi="Calibri"/>
+                <w:b w:val="false"/>
+                <w:bCs w:val="false"/>
+                <w:color w:val="14201D"/>
+                <w:sz w:val="19"/>
+                <w:szCs w:val="19"/>
+              </w:rPr>
+              <w:t xml:space="preserve">Systematic or unjustified cancellation after acceptance may result in the temporary or permanent suspension of access to the platform, under the Table of Infractions and Sanctions.</w:t>
             </w:r>
           </w:p>
         </w:tc>
@@ -4914,7 +4972,7 @@
         <w:sz w:val="15"/>
         <w:szCs w:val="15"/>
       </w:rPr>
-      <w:t xml:space="preserve">Termos do Motorista  ·  versão na app 2026-10-05b  ·  página </w:t>
+      <w:t xml:space="preserve">Termos do Motorista  ·  versão na app 2026-10-10  ·  página </w:t>
     </w:r>
     <w:r>
       <w:rPr>

--- a/juridico/app/Termos do Motorista.docx
+++ b/juridico/app/Termos do Motorista.docx
@@ -34,7 +34,7 @@
           <w:sz w:val="17"/>
           <w:szCs w:val="17"/>
         </w:rPr>
-        <w:t xml:space="preserve">Texto em vigor na aplicação, versão 2026-10-10  ·  para revisão</w:t>
+        <w:t xml:space="preserve">Texto em vigor na aplicação, versão 2026-10-10b  ·  para revisão</w:t>
       </w:r>
     </w:p>
     <w:p>
@@ -2933,7 +2933,7 @@
                 <w:sz w:val="19"/>
                 <w:szCs w:val="19"/>
               </w:rPr>
-              <w:t xml:space="preserve">O seguro é da exclusiva responsabilidade do motorista, que o deve contratar junto de seguradora licenciada pelo Banco Central de Timor-Leste. A HAKAT não é seguradora, não disponibiliza nem substitui qualquer cobertura, e não verifica a existência da apólice.</w:t>
+              <w:t xml:space="preserve">O seguro é da exclusiva responsabilidade do motorista, que o deve contratar junto de seguradora licenciada pelo Banco Central de Timor-Leste. A HAKAT não é seguradora e não disponibiliza nem substitui qualquer cobertura. Pode enviar o cartão do seguro na aplicação, por agora facultativamente: dá ao veículo o selo «Seguro ✓», visível ao passageiro. A HAKAT confere apenas a existência do cartão e a data de validade, e não a cobertura. A apresentação pode tornar-se obrigatória, com aviso de, pelo menos, 30 dias.</w:t>
             </w:r>
           </w:p>
           <w:p>
@@ -3077,7 +3077,7 @@
                 <w:sz w:val="19"/>
                 <w:szCs w:val="19"/>
               </w:rPr>
-              <w:t xml:space="preserve">Seguru ne’e motorista nia responsabilidade eskluziva, no tenke kontrata iha seguradora ne’ebé Banku Sentrál Timor-Leste lisensia. HAKAT la’ós seguradora, la fó no la substitui kobertura ida, no la verifika apólise nia eziténsia.</w:t>
+              <w:t xml:space="preserve">Seguru ne’e motorista nia responsabilidade eskluziva, no tenke kontrata iha seguradora ne’ebé Banku Sentrál Timor-Leste lisensia. HAKAT la’ós seguradora, no la fó no la substitui kobertura ida. Ita bele haruka kartaun seguru iha aplikasaun, agora opsionál: ida-ne’e fó ba veíkulu selu «Seguru ✓», ne’ebé pasajeiru haree. HAKAT haree de’it kartaun nia eziténsia no data validade, la’ós kobertura. Haruka kartaun bele sai obrigatóriu, ho avizu pelumenus loron 30 molok.</w:t>
             </w:r>
           </w:p>
           <w:p>
@@ -3226,7 +3226,7 @@
                 <w:sz w:val="19"/>
                 <w:szCs w:val="19"/>
               </w:rPr>
-              <w:t xml:space="preserve">Insurance is the driver’s exclusive responsibility and must be taken out with an insurer licensed by the Central Bank of Timor-Leste. HAKAT is not an insurer, neither provides nor replaces any cover, and does not verify that a policy exists.</w:t>
+              <w:t xml:space="preserve">Insurance is the driver’s exclusive responsibility and must be taken out with an insurer licensed by the Central Bank of Timor-Leste. HAKAT is not an insurer and neither provides nor replaces any cover. You may send your insurance card in the app, optional for now: it gives the vehicle the «Insured ✓» badge, which passengers see. HAKAT only checks that the card exists and its expiry date, not the cover. Sending it may become mandatory, with at least 30 days’ notice.</w:t>
             </w:r>
           </w:p>
           <w:p>
@@ -4972,7 +4972,7 @@
         <w:sz w:val="15"/>
         <w:szCs w:val="15"/>
       </w:rPr>
-      <w:t xml:space="preserve">Termos do Motorista  ·  versão na app 2026-10-10  ·  página </w:t>
+      <w:t xml:space="preserve">Termos do Motorista  ·  versão na app 2026-10-10b  ·  página </w:t>
     </w:r>
     <w:r>
       <w:rPr>
